--- a/Pisini_Pradeep_Resume.docx
+++ b/Pisini_Pradeep_Resume.docx
@@ -160,23 +160,7 @@
             <w:rFonts w:ascii="Arial" w:hAnsi="Arial" w:cs="Arial"/>
             <w:sz w:val="19"/>
           </w:rPr>
-          <w:t>Linked</w:t>
-        </w:r>
-        <w:r>
-          <w:rPr>
-            <w:rStyle w:val="Hyperlink"/>
-            <w:rFonts w:ascii="Arial" w:hAnsi="Arial" w:cs="Arial"/>
-            <w:sz w:val="19"/>
-          </w:rPr>
-          <w:t>I</w:t>
-        </w:r>
-        <w:r>
-          <w:rPr>
-            <w:rStyle w:val="Hyperlink"/>
-            <w:rFonts w:ascii="Arial" w:hAnsi="Arial" w:cs="Arial"/>
-            <w:sz w:val="19"/>
-          </w:rPr>
-          <w:t>n</w:t>
+          <w:t>LinkedIn</w:t>
         </w:r>
       </w:hyperlink>
       <w:r>
@@ -504,19 +488,7 @@
         <w:rPr>
           <w:color w:val="195175"/>
         </w:rPr>
-        <w:t>ROFESSIONAL</w:t>
-      </w:r>
-      <w:r>
-        <w:rPr>
-          <w:color w:val="195175"/>
-        </w:rPr>
-        <w:t xml:space="preserve"> S</w:t>
-      </w:r>
-      <w:r>
-        <w:rPr>
-          <w:color w:val="195175"/>
-        </w:rPr>
-        <w:t>UMMARY</w:t>
+        <w:t>ROFESSIONAL SUMMARY</w:t>
       </w:r>
     </w:p>
     <w:p>
@@ -1002,15 +974,7 @@
                 <w:color w:val="1B2733"/>
                 <w:sz w:val="19"/>
               </w:rPr>
-              <w:t>My</w:t>
-            </w:r>
-            <w:r>
-              <w:rPr>
-                <w:rFonts w:ascii="Arial" w:hAnsi="Arial" w:cs="Arial"/>
-                <w:color w:val="1B2733"/>
-                <w:sz w:val="19"/>
-              </w:rPr>
-              <w:t>SQL,</w:t>
+              <w:t>MySQL,</w:t>
             </w:r>
             <w:r>
               <w:rPr>
@@ -1019,16 +983,7 @@
                 <w:spacing w:val="-7"/>
                 <w:sz w:val="19"/>
               </w:rPr>
-              <w:t xml:space="preserve"> </w:t>
-            </w:r>
-            <w:r>
-              <w:rPr>
-                <w:rFonts w:ascii="Arial" w:hAnsi="Arial" w:cs="Arial"/>
-                <w:color w:val="1B2733"/>
-                <w:spacing w:val="-7"/>
-                <w:sz w:val="19"/>
-              </w:rPr>
-              <w:t>MongoDB</w:t>
+              <w:t xml:space="preserve"> MongoDB</w:t>
             </w:r>
             <w:r>
               <w:rPr>
@@ -1433,13 +1388,7 @@
         <w:rPr>
           <w:color w:val="195175"/>
         </w:rPr>
-        <w:t xml:space="preserve"> </w:t>
-      </w:r>
-      <w:r>
-        <w:rPr>
-          <w:color w:val="195175"/>
-        </w:rPr>
-        <w:t>EXPERIENCE</w:t>
+        <w:t xml:space="preserve"> EXPERIENCE</w:t>
       </w:r>
     </w:p>
     <w:p>
@@ -1462,16 +1411,6 @@
           <w:sz w:val="21"/>
           <w:szCs w:val="21"/>
         </w:rPr>
-        <w:t xml:space="preserve">Associate </w:t>
-      </w:r>
-      <w:r>
-        <w:rPr>
-          <w:rFonts w:ascii="Arial" w:hAnsi="Arial"/>
-          <w:b/>
-          <w:color w:val="1B2733"/>
-          <w:sz w:val="21"/>
-          <w:szCs w:val="21"/>
-        </w:rPr>
         <w:t>Software</w:t>
       </w:r>
       <w:r>
@@ -1527,6 +1466,7 @@
         </w:rPr>
         <w:t xml:space="preserve"> </w:t>
       </w:r>
+      <w:proofErr w:type="spellStart"/>
       <w:r>
         <w:rPr>
           <w:rFonts w:ascii="Arial" w:hAnsi="Arial"/>
@@ -1538,6 +1478,7 @@
         </w:rPr>
         <w:t>Mphasis</w:t>
       </w:r>
+      <w:proofErr w:type="spellEnd"/>
     </w:p>
     <w:p>
       <w:pPr>
@@ -2272,18 +2213,7 @@
           <w:sz w:val="21"/>
           <w:szCs w:val="21"/>
         </w:rPr>
-        <w:t xml:space="preserve"> </w:t>
-      </w:r>
-      <w:r>
-        <w:rPr>
-          <w:rFonts w:ascii="Arial" w:hAnsi="Arial"/>
-          <w:b/>
-          <w:color w:val="195175"/>
-          <w:spacing w:val="-5"/>
-          <w:sz w:val="21"/>
-          <w:szCs w:val="21"/>
-        </w:rPr>
-        <w:t>Customer Communication Management.</w:t>
+        <w:t xml:space="preserve"> Customer Communication Management.</w:t>
       </w:r>
       <w:r>
         <w:rPr>
@@ -2302,16 +2232,7 @@
           <w:color w:val="545454"/>
           <w:sz w:val="19"/>
         </w:rPr>
-        <w:t>(</w:t>
-      </w:r>
-      <w:r>
-        <w:rPr>
-          <w:rFonts w:ascii="Arial" w:hAnsi="Arial"/>
-          <w:i/>
-          <w:color w:val="545454"/>
-          <w:sz w:val="19"/>
-        </w:rPr>
-        <w:t>2025)</w:t>
+        <w:t>(2025)</w:t>
       </w:r>
     </w:p>
     <w:p>
@@ -2510,6 +2431,7 @@
         <w:rPr>
           <w:rFonts w:ascii="Arial" w:hAnsi="Arial" w:cs="Arial"/>
           <w:bCs/>
+          <w:color w:val="1B2733"/>
         </w:rPr>
       </w:pPr>
       <w:r>
@@ -2672,13 +2594,7 @@
         <w:rPr>
           <w:color w:val="195175"/>
         </w:rPr>
-        <w:t>E</w:t>
-      </w:r>
-      <w:r>
-        <w:rPr>
-          <w:color w:val="195175"/>
-        </w:rPr>
-        <w:t>nterprise Database Deployment Automation Framework</w:t>
+        <w:t>Enterprise Database Deployment Automation Framework</w:t>
       </w:r>
       <w:r>
         <w:rPr>
@@ -2804,25 +2720,7 @@
         <w:rPr>
           <w:color w:val="195175"/>
         </w:rPr>
-        <w:t xml:space="preserve">Project </w:t>
-      </w:r>
-      <w:r>
-        <w:rPr>
-          <w:color w:val="195175"/>
-        </w:rPr>
-        <w:t>2</w:t>
-      </w:r>
-      <w:r>
-        <w:rPr>
-          <w:color w:val="195175"/>
-        </w:rPr>
-        <w:t xml:space="preserve">: </w:t>
-      </w:r>
-      <w:r>
-        <w:rPr>
-          <w:color w:val="195175"/>
-        </w:rPr>
-        <w:t>Speech-to-Text Application</w:t>
+        <w:t>Project 2: Speech-to-Text Application</w:t>
       </w:r>
       <w:r>
         <w:rPr>
@@ -4217,6 +4115,7 @@
   <w:style w:type="character" w:default="1" w:styleId="DefaultParagraphFont">
     <w:name w:val="Default Paragraph Font"/>
     <w:uiPriority w:val="1"/>
+    <w:semiHidden/>
     <w:unhideWhenUsed/>
   </w:style>
   <w:style w:type="table" w:default="1" w:styleId="TableNormal">
